--- a/courts/eighth-circuit/north-dakota/state/supreme-court/reply-brief/usage/OUTPUT-reply-brief.docx
+++ b/courts/eighth-circuit/north-dakota/state/supreme-court/reply-brief/usage/OUTPUT-reply-brief.docx
@@ -3230,19 +3230,7 @@
         <w:t xml:space="preserve"> </w:t>
       </w:r>
       <w:r>
-        <w:t xml:space="preserve">N.D.C.C. § 49</w:t>
-      </w:r>
-      <w:r>
-        <w:noBreakHyphen/>
-      </w:r>
-      <w:r>
-        <w:t xml:space="preserve">22</w:t>
-      </w:r>
-      <w:r>
-        <w:noBreakHyphen/>
-      </w:r>
-      <w:r>
-        <w:t xml:space="preserve">02.</w:t>
+        <w:t xml:space="preserve">N.D.C.C. § 49-⁠22-⁠02.</w:t>
       </w:r>
       <w:r>
         <w:t xml:space="preserve"> </w:t>
@@ -3710,19 +3698,7 @@
         <w:t xml:space="preserve"> </w:t>
       </w:r>
       <w:r>
-        <w:t xml:space="preserve">Informal disposition is permitted only where it does not substantially prejudice party rights. N.D.C.C. § 28</w:t>
-      </w:r>
-      <w:r>
-        <w:noBreakHyphen/>
-      </w:r>
-      <w:r>
-        <w:t xml:space="preserve">32</w:t>
-      </w:r>
-      <w:r>
-        <w:noBreakHyphen/>
-      </w:r>
-      <w:r>
-        <w:t xml:space="preserve">22.</w:t>
+        <w:t xml:space="preserve">Informal disposition is permitted only where it does not substantially prejudice party rights. N.D.C.C. § 28-⁠32-⁠22.</w:t>
       </w:r>
       <w:r>
         <w:t xml:space="preserve"> </w:t>
@@ -3744,19 +3720,7 @@
         <w:pStyle w:val="BodyText"/>
       </w:pPr>
       <w:r>
-        <w:t xml:space="preserve">[¶18] Even if this Court treats the November 20 order as final, the remedy is not affirmance. A final order issued without statutory authority and without required findings is still unlawful. Under N.D.C.C. § 28</w:t>
-      </w:r>
-      <w:r>
-        <w:noBreakHyphen/>
-      </w:r>
-      <w:r>
-        <w:t xml:space="preserve">32</w:t>
-      </w:r>
-      <w:r>
-        <w:noBreakHyphen/>
-      </w:r>
-      <w:r>
-        <w:t xml:space="preserve">46,</w:t>
+        <w:t xml:space="preserve">[¶18] Even if this Court treats the November 20 order as final, the remedy is not affirmance. A final order issued without statutory authority and without required findings is still unlawful. Under N.D.C.C. § 28-⁠32-⁠46,</w:t>
       </w:r>
       <w:r>
         <w:t xml:space="preserve"> </w:t>
@@ -3986,19 +3950,7 @@
         <w:t xml:space="preserve"> </w:t>
       </w:r>
       <w:r>
-        <w:t xml:space="preserve">expressly applies to electric transmission facilities over 115 kV. N.D.C.C. § 49</w:t>
-      </w:r>
-      <w:r>
-        <w:noBreakHyphen/>
-      </w:r>
-      <w:r>
-        <w:t xml:space="preserve">22</w:t>
-      </w:r>
-      <w:r>
-        <w:noBreakHyphen/>
-      </w:r>
-      <w:r>
-        <w:t xml:space="preserve">03.</w:t>
+        <w:t xml:space="preserve">expressly applies to electric transmission facilities over 115 kV. N.D.C.C. § 49-⁠22-⁠03.</w:t>
       </w:r>
       <w:r>
         <w:t xml:space="preserve"> </w:t>
@@ -4016,37 +3968,13 @@
         <w:t xml:space="preserve"> </w:t>
       </w:r>
       <w:r>
-        <w:t xml:space="preserve">N.D.C.C. § 49</w:t>
-      </w:r>
-      <w:r>
-        <w:noBreakHyphen/>
-      </w:r>
-      <w:r>
-        <w:t xml:space="preserve">22</w:t>
-      </w:r>
-      <w:r>
-        <w:noBreakHyphen/>
-      </w:r>
-      <w:r>
-        <w:t xml:space="preserve">07.</w:t>
-      </w:r>
-      <w:r>
-        <w:t xml:space="preserve"> </w:t>
-      </w:r>
-      <w:r>
-        <w:t xml:space="preserve">The statute’s policy is to route transmission facilities in a manner compatible with environmental preservation and the efficient use of resources. N.D.C.C. § 49</w:t>
-      </w:r>
-      <w:r>
-        <w:noBreakHyphen/>
-      </w:r>
-      <w:r>
-        <w:t xml:space="preserve">22</w:t>
-      </w:r>
-      <w:r>
-        <w:noBreakHyphen/>
-      </w:r>
-      <w:r>
-        <w:t xml:space="preserve">02.</w:t>
+        <w:t xml:space="preserve">N.D.C.C. § 49-⁠22-⁠07.</w:t>
+      </w:r>
+      <w:r>
+        <w:t xml:space="preserve"> </w:t>
+      </w:r>
+      <w:r>
+        <w:t xml:space="preserve">The statute’s policy is to route transmission facilities in a manner compatible with environmental preservation and the efficient use of resources. N.D.C.C. § 49-⁠22-⁠02.</w:t>
       </w:r>
       <w:r>
         <w:t xml:space="preserve"> </w:t>
@@ -4064,19 +3992,7 @@
         <w:t xml:space="preserve"> </w:t>
       </w:r>
       <w:r>
-        <w:t xml:space="preserve">N.D.C.C. § 49</w:t>
-      </w:r>
-      <w:r>
-        <w:noBreakHyphen/>
-      </w:r>
-      <w:r>
-        <w:t xml:space="preserve">22</w:t>
-      </w:r>
-      <w:r>
-        <w:noBreakHyphen/>
-      </w:r>
-      <w:r>
-        <w:t xml:space="preserve">08(1)⁠(c).</w:t>
+        <w:t xml:space="preserve">N.D.C.C. § 49-⁠22-⁠08(1)⁠(c).</w:t>
       </w:r>
       <w:r>
         <w:t xml:space="preserve"> </w:t>
@@ -6320,6 +6236,7 @@
     <w:unhideWhenUsed/>
     <w:qFormat/>
     <w:pPr>
+      <w:keepLines/>
       <w:spacing w:before="0" w:after="140" w:line="552" w:lineRule="exact"/>
     </w:pPr>
     <w:rPr>
@@ -6570,6 +6487,33 @@
     <w:pPr>
       <w:spacing w:before="0" w:after="0" w:line="276" w:lineRule="exact"/>
       <w:ind w:left="2160" w:hanging="720"/>
+    </w:pPr>
+  </w:style>
+  <w:style w:type="paragraph" w:customStyle="1" w:styleId="XdQuoteList1">
+    <w:name w:val="Xd Quote List 1"/>
+    <w:basedOn w:val="Normal"/>
+    <w:qFormat/>
+    <w:pPr>
+      <w:spacing w:before="0" w:after="0" w:line="276" w:lineRule="exact"/>
+      <w:ind w:left="1440" w:right="720" w:hanging="720"/>
+    </w:pPr>
+  </w:style>
+  <w:style w:type="paragraph" w:customStyle="1" w:styleId="XdQuoteList2">
+    <w:name w:val="Xd Quote List 2"/>
+    <w:basedOn w:val="Normal"/>
+    <w:qFormat/>
+    <w:pPr>
+      <w:spacing w:before="0" w:after="0" w:line="276" w:lineRule="exact"/>
+      <w:ind w:left="2160" w:right="720" w:hanging="720"/>
+    </w:pPr>
+  </w:style>
+  <w:style w:type="paragraph" w:customStyle="1" w:styleId="XdQuoteList3">
+    <w:name w:val="Xd Quote List 3"/>
+    <w:basedOn w:val="Normal"/>
+    <w:qFormat/>
+    <w:pPr>
+      <w:spacing w:before="0" w:after="0" w:line="276" w:lineRule="exact"/>
+      <w:ind w:left="2880" w:right="720" w:hanging="720"/>
     </w:pPr>
   </w:style>
   <w:style w:type="paragraph" w:customStyle="1" w:styleId="SourceCode">

--- a/courts/eighth-circuit/north-dakota/state/supreme-court/reply-brief/usage/OUTPUT-reply-brief.docx
+++ b/courts/eighth-circuit/north-dakota/state/supreme-court/reply-brief/usage/OUTPUT-reply-brief.docx
@@ -223,11 +223,7 @@
           <w:b/>
           <w:bCs/>
         </w:rPr>
-        <w:t xml:space="preserve">08</w:t>
-        <w:noBreakHyphen/>
-        <w:t xml:space="preserve">2025-CV</w:t>
-        <w:noBreakHyphen/>
-        <w:t xml:space="preserve">02068</w:t>
+        <w:t xml:space="preserve">08-⁠2025-CV-⁠02068</w:t>
       </w:r>
     </w:p>
     <w:p>
@@ -1178,9 +1174,7 @@
               <w:t xml:space="preserve"> </w:t>
             </w:r>
             <w:r>
-              <w:t xml:space="preserve">255</w:t>
-              <w:noBreakHyphen/>
-              <w:t xml:space="preserve">2010</w:t>
+              <w:t xml:space="preserve">255-⁠2010</w:t>
             </w:r>
           </w:p>
           <w:p>
@@ -1354,9 +1348,7 @@
               <w:t xml:space="preserve"> </w:t>
             </w:r>
             <w:r>
-              <w:t xml:space="preserve">573</w:t>
-              <w:noBreakHyphen/>
-              <w:t xml:space="preserve">3669</w:t>
+              <w:t xml:space="preserve">573-⁠3669</w:t>
             </w:r>
           </w:p>
           <w:p>
@@ -1650,9 +1642,7 @@
         <w:t xml:space="preserve"> </w:t>
       </w:r>
       <w:r>
-        <w:t xml:space="preserve">49</w:t>
-        <w:noBreakHyphen/>
-        <w:t xml:space="preserve">22</w:t>
+        <w:t xml:space="preserve">49-⁠22</w:t>
       </w:r>
       <w:r>
         <w:t xml:space="preserve"> </w:t>
@@ -1700,9 +1690,7 @@
         <w:t xml:space="preserve"> </w:t>
       </w:r>
       <w:r>
-        <w:t xml:space="preserve">49</w:t>
-        <w:noBreakHyphen/>
-        <w:t xml:space="preserve">03.</w:t>
+        <w:t xml:space="preserve">49-⁠03.</w:t>
       </w:r>
       <w:r>
         <w:t xml:space="preserve">   </w:t>
@@ -2535,9 +2523,7 @@
         <w:t xml:space="preserve"> </w:t>
       </w:r>
       <w:r>
-        <w:t xml:space="preserve">49</w:t>
-        <w:noBreakHyphen/>
-        <w:t xml:space="preserve">03</w:t>
+        <w:t xml:space="preserve">49-⁠03</w:t>
       </w:r>
       <w:r>
         <w:t xml:space="preserve">   </w:t>
@@ -2571,9 +2557,7 @@
         <w:t xml:space="preserve"> </w:t>
       </w:r>
       <w:r>
-        <w:t xml:space="preserve">49</w:t>
-        <w:noBreakHyphen/>
-        <w:t xml:space="preserve">22</w:t>
+        <w:t xml:space="preserve">49-⁠22</w:t>
       </w:r>
       <w:r>
         <w:t xml:space="preserve">   </w:t>
@@ -2607,11 +2591,7 @@
         <w:t xml:space="preserve"> </w:t>
       </w:r>
       <w:r>
-        <w:t xml:space="preserve">28</w:t>
-        <w:noBreakHyphen/>
-        <w:t xml:space="preserve">32</w:t>
-        <w:noBreakHyphen/>
-        <w:t xml:space="preserve">22</w:t>
+        <w:t xml:space="preserve">28-⁠32-⁠22</w:t>
       </w:r>
       <w:r>
         <w:t xml:space="preserve">   </w:t>
@@ -2645,11 +2625,7 @@
         <w:t xml:space="preserve"> </w:t>
       </w:r>
       <w:r>
-        <w:t xml:space="preserve">28</w:t>
-        <w:noBreakHyphen/>
-        <w:t xml:space="preserve">32</w:t>
-        <w:noBreakHyphen/>
-        <w:t xml:space="preserve">39</w:t>
+        <w:t xml:space="preserve">28-⁠32-⁠39</w:t>
       </w:r>
       <w:r>
         <w:t xml:space="preserve">   </w:t>
@@ -2683,11 +2659,7 @@
         <w:t xml:space="preserve"> </w:t>
       </w:r>
       <w:r>
-        <w:t xml:space="preserve">28</w:t>
-        <w:noBreakHyphen/>
-        <w:t xml:space="preserve">32</w:t>
-        <w:noBreakHyphen/>
-        <w:t xml:space="preserve">42</w:t>
+        <w:t xml:space="preserve">28-⁠32-⁠42</w:t>
       </w:r>
       <w:r>
         <w:t xml:space="preserve">   </w:t>
@@ -2721,11 +2693,7 @@
         <w:t xml:space="preserve"> </w:t>
       </w:r>
       <w:r>
-        <w:t xml:space="preserve">28</w:t>
-        <w:noBreakHyphen/>
-        <w:t xml:space="preserve">32</w:t>
-        <w:noBreakHyphen/>
-        <w:t xml:space="preserve">46</w:t>
+        <w:t xml:space="preserve">28-⁠32-⁠46</w:t>
       </w:r>
       <w:r>
         <w:t xml:space="preserve">   </w:t>
@@ -2759,11 +2727,7 @@
         <w:t xml:space="preserve"> </w:t>
       </w:r>
       <w:r>
-        <w:t xml:space="preserve">49</w:t>
-        <w:noBreakHyphen/>
-        <w:t xml:space="preserve">22</w:t>
-        <w:noBreakHyphen/>
-        <w:t xml:space="preserve">02</w:t>
+        <w:t xml:space="preserve">49-⁠22-⁠02</w:t>
       </w:r>
       <w:r>
         <w:t xml:space="preserve">   </w:t>
@@ -2797,11 +2761,7 @@
         <w:t xml:space="preserve"> </w:t>
       </w:r>
       <w:r>
-        <w:t xml:space="preserve">49</w:t>
-        <w:noBreakHyphen/>
-        <w:t xml:space="preserve">22</w:t>
-        <w:noBreakHyphen/>
-        <w:t xml:space="preserve">03</w:t>
+        <w:t xml:space="preserve">49-⁠22-⁠03</w:t>
       </w:r>
       <w:r>
         <w:t xml:space="preserve">   </w:t>
@@ -2835,11 +2795,7 @@
         <w:t xml:space="preserve"> </w:t>
       </w:r>
       <w:r>
-        <w:t xml:space="preserve">49</w:t>
-        <w:noBreakHyphen/>
-        <w:t xml:space="preserve">22</w:t>
-        <w:noBreakHyphen/>
-        <w:t xml:space="preserve">07</w:t>
+        <w:t xml:space="preserve">49-⁠22-⁠07</w:t>
       </w:r>
       <w:r>
         <w:t xml:space="preserve">   </w:t>
@@ -2873,11 +2829,7 @@
         <w:t xml:space="preserve"> </w:t>
       </w:r>
       <w:r>
-        <w:t xml:space="preserve">49</w:t>
-        <w:noBreakHyphen/>
-        <w:t xml:space="preserve">22</w:t>
-        <w:noBreakHyphen/>
-        <w:t xml:space="preserve">08(1)⁠(c)</w:t>
+        <w:t xml:space="preserve">49-⁠22-⁠08(1)⁠(c)</w:t>
       </w:r>
       <w:r>
         <w:t xml:space="preserve">   </w:t>
@@ -2911,11 +2863,7 @@
         <w:t xml:space="preserve"> </w:t>
       </w:r>
       <w:r>
-        <w:t xml:space="preserve">49</w:t>
-        <w:noBreakHyphen/>
-        <w:t xml:space="preserve">22</w:t>
-        <w:noBreakHyphen/>
-        <w:t xml:space="preserve">08(6)</w:t>
+        <w:t xml:space="preserve">49-⁠22-⁠08(6)</w:t>
       </w:r>
       <w:r>
         <w:t xml:space="preserve">   </w:t>
@@ -2949,11 +2897,7 @@
         <w:t xml:space="preserve"> </w:t>
       </w:r>
       <w:r>
-        <w:t xml:space="preserve">49</w:t>
-        <w:noBreakHyphen/>
-        <w:t xml:space="preserve">22</w:t>
-        <w:noBreakHyphen/>
-        <w:t xml:space="preserve">08.1(5)</w:t>
+        <w:t xml:space="preserve">49-⁠22-⁠08.1(5)</w:t>
       </w:r>
       <w:r>
         <w:t xml:space="preserve">   </w:t>
@@ -2987,11 +2931,7 @@
         <w:t xml:space="preserve"> </w:t>
       </w:r>
       <w:r>
-        <w:t xml:space="preserve">49</w:t>
-        <w:noBreakHyphen/>
-        <w:t xml:space="preserve">22</w:t>
-        <w:noBreakHyphen/>
-        <w:t xml:space="preserve">09</w:t>
+        <w:t xml:space="preserve">49-⁠22-⁠09</w:t>
       </w:r>
       <w:r>
         <w:t xml:space="preserve">   </w:t>
@@ -3082,13 +3022,7 @@
         <w:pStyle w:val="BodyText"/>
       </w:pPr>
       <w:r>
-        <w:t xml:space="preserve">[¶2] That premise fails because it assumes what must first be decided. The threshold question is whether the Public Service Commission had statutory authority to use Chapter 49</w:t>
-      </w:r>
-      <w:r>
-        <w:noBreakHyphen/>
-      </w:r>
-      <w:r>
-        <w:t xml:space="preserve">03</w:t>
+        <w:t xml:space="preserve">[¶2] That premise fails because it assumes what must first be decided. The threshold question is whether the Public Service Commission had statutory authority to use Chapter 49-⁠03</w:t>
       </w:r>
       <w:r>
         <w:t xml:space="preserve"> </w:t>
@@ -3106,13 +3040,7 @@
         <w:t xml:space="preserve"> </w:t>
       </w:r>
       <w:r>
-        <w:t xml:space="preserve">for a new 85-mile, 345-kV transmission line that Chapter 49</w:t>
-      </w:r>
-      <w:r>
-        <w:noBreakHyphen/>
-      </w:r>
-      <w:r>
-        <w:t xml:space="preserve">22</w:t>
+        <w:t xml:space="preserve">for a new 85-mile, 345-kV transmission line that Chapter 49-⁠22</w:t>
       </w:r>
       <w:r>
         <w:t xml:space="preserve"> </w:t>
@@ -3134,25 +3062,13 @@
         <w:pStyle w:val="BodyText"/>
       </w:pPr>
       <w:r>
-        <w:t xml:space="preserve">[¶4] Step one: the Utilities obtained a CPCN in a Chapter 49</w:t>
-      </w:r>
-      <w:r>
-        <w:noBreakHyphen/>
-      </w:r>
-      <w:r>
-        <w:t xml:space="preserve">03</w:t>
-      </w:r>
-      <w:r>
-        <w:t xml:space="preserve"> </w:t>
-      </w:r>
-      <w:r>
-        <w:t xml:space="preserve">docket noticed by publication. There was no mailed notice to the affected townships and landowners, no local hearing in the project area, no Chapter 49</w:t>
-      </w:r>
-      <w:r>
-        <w:noBreakHyphen/>
-      </w:r>
-      <w:r>
-        <w:t xml:space="preserve">22</w:t>
+        <w:t xml:space="preserve">[¶4] Step one: the Utilities obtained a CPCN in a Chapter 49-⁠03</w:t>
+      </w:r>
+      <w:r>
+        <w:t xml:space="preserve"> </w:t>
+      </w:r>
+      <w:r>
+        <w:t xml:space="preserve">docket noticed by publication. There was no mailed notice to the affected townships and landowners, no local hearing in the project area, no Chapter 49-⁠22</w:t>
       </w:r>
       <w:r>
         <w:t xml:space="preserve"> </w:t>
@@ -3166,13 +3082,7 @@
         <w:pStyle w:val="BodyText"/>
       </w:pPr>
       <w:r>
-        <w:t xml:space="preserve">[¶5] Step two: the Utilities filed the Chapter 49</w:t>
-      </w:r>
-      <w:r>
-        <w:noBreakHyphen/>
-      </w:r>
-      <w:r>
-        <w:t xml:space="preserve">22</w:t>
+        <w:t xml:space="preserve">[¶5] Step two: the Utilities filed the Chapter 49-⁠22</w:t>
       </w:r>
       <w:r>
         <w:t xml:space="preserve"> </w:t>
@@ -3186,13 +3096,7 @@
         <w:pStyle w:val="BodyText"/>
       </w:pPr>
       <w:r>
-        <w:t xml:space="preserve">[¶6] The point is not blame. The point is notice. Appellees cannot fault affected townships and landowners for not participating in a proceeding that Chapter 49</w:t>
-      </w:r>
-      <w:r>
-        <w:noBreakHyphen/>
-      </w:r>
-      <w:r>
-        <w:t xml:space="preserve">22</w:t>
+        <w:t xml:space="preserve">[¶6] The point is not blame. The point is notice. Appellees cannot fault affected townships and landowners for not participating in a proceeding that Chapter 49-⁠22</w:t>
       </w:r>
       <w:r>
         <w:t xml:space="preserve"> </w:t>
@@ -3206,13 +3110,7 @@
         <w:pStyle w:val="BodyText"/>
       </w:pPr>
       <w:r>
-        <w:t xml:space="preserve">[¶7] The Legislature did not create Chapter 49</w:t>
-      </w:r>
-      <w:r>
-        <w:noBreakHyphen/>
-      </w:r>
-      <w:r>
-        <w:t xml:space="preserve">22</w:t>
+        <w:t xml:space="preserve">[¶7] The Legislature did not create Chapter 49-⁠22</w:t>
       </w:r>
       <w:r>
         <w:t xml:space="preserve"> </w:t>
@@ -3236,73 +3134,25 @@
         <w:t xml:space="preserve"> </w:t>
       </w:r>
       <w:r>
-        <w:t xml:space="preserve">The statute implements that policy through an application explaining need, hearing procedures allowing testimony and evidence, and decisions made in accordance with the evidence and supported by findings with reasons. N.D.C.C. § § 49</w:t>
-      </w:r>
-      <w:r>
-        <w:noBreakHyphen/>
-      </w:r>
-      <w:r>
-        <w:t xml:space="preserve">22</w:t>
-      </w:r>
-      <w:r>
-        <w:noBreakHyphen/>
-      </w:r>
-      <w:r>
-        <w:t xml:space="preserve">08(1)⁠(c),</w:t>
-      </w:r>
-      <w:r>
-        <w:t xml:space="preserve"> </w:t>
-      </w:r>
-      <w:r>
-        <w:t xml:space="preserve">49</w:t>
-      </w:r>
-      <w:r>
-        <w:noBreakHyphen/>
-      </w:r>
-      <w:r>
-        <w:t xml:space="preserve">22</w:t>
-      </w:r>
-      <w:r>
-        <w:noBreakHyphen/>
-      </w:r>
-      <w:r>
-        <w:t xml:space="preserve">09,</w:t>
-      </w:r>
-      <w:r>
-        <w:t xml:space="preserve"> </w:t>
-      </w:r>
-      <w:r>
-        <w:t xml:space="preserve">49</w:t>
-      </w:r>
-      <w:r>
-        <w:noBreakHyphen/>
-      </w:r>
-      <w:r>
-        <w:t xml:space="preserve">22</w:t>
-      </w:r>
-      <w:r>
-        <w:noBreakHyphen/>
-      </w:r>
-      <w:r>
-        <w:t xml:space="preserve">08(6),</w:t>
-      </w:r>
-      <w:r>
-        <w:t xml:space="preserve"> </w:t>
-      </w:r>
-      <w:r>
-        <w:t xml:space="preserve">49</w:t>
-      </w:r>
-      <w:r>
-        <w:noBreakHyphen/>
-      </w:r>
-      <w:r>
-        <w:t xml:space="preserve">22</w:t>
-      </w:r>
-      <w:r>
-        <w:noBreakHyphen/>
-      </w:r>
-      <w:r>
-        <w:t xml:space="preserve">08.1(5).</w:t>
+        <w:t xml:space="preserve">The statute implements that policy through an application explaining need, hearing procedures allowing testimony and evidence, and decisions made in accordance with the evidence and supported by findings with reasons. N.D.C.C. § § 49-⁠22-⁠08(1)⁠(c),</w:t>
+      </w:r>
+      <w:r>
+        <w:t xml:space="preserve"> </w:t>
+      </w:r>
+      <w:r>
+        <w:t xml:space="preserve">49-⁠22-⁠09,</w:t>
+      </w:r>
+      <w:r>
+        <w:t xml:space="preserve"> </w:t>
+      </w:r>
+      <w:r>
+        <w:t xml:space="preserve">49-⁠22-⁠08(6),</w:t>
+      </w:r>
+      <w:r>
+        <w:t xml:space="preserve"> </w:t>
+      </w:r>
+      <w:r>
+        <w:t xml:space="preserve">49-⁠22-⁠08.1(5).</w:t>
       </w:r>
       <w:r>
         <w:t xml:space="preserve"> </w:t>
@@ -3340,13 +3190,7 @@
         <w:pStyle w:val="BodyText"/>
       </w:pPr>
       <w:r>
-        <w:t xml:space="preserve">[¶11] This Court should reverse. The CPCN should be vacated, the denial of intervention and reopening should be reversed, and the matter should be remanded with instructions that any determination of public need for this 345-kV line must be made under Chapter 49</w:t>
-      </w:r>
-      <w:r>
-        <w:noBreakHyphen/>
-      </w:r>
-      <w:r>
-        <w:t xml:space="preserve">22</w:t>
+        <w:t xml:space="preserve">[¶11] This Court should reverse. The CPCN should be vacated, the denial of intervention and reopening should be reversed, and the matter should be remanded with instructions that any determination of public need for this 345-kV line must be made under Chapter 49-⁠22</w:t>
       </w:r>
       <w:r>
         <w:t xml:space="preserve"> </w:t>
@@ -3608,13 +3452,7 @@
         <w:t xml:space="preserve"> </w:t>
       </w:r>
       <w:r>
-        <w:t xml:space="preserve">includes the agency’s statutory scope of authority. If the Commission lacked authority to use Chapter 49</w:t>
-      </w:r>
-      <w:r>
-        <w:noBreakHyphen/>
-      </w:r>
-      <w:r>
-        <w:t xml:space="preserve">03</w:t>
+        <w:t xml:space="preserve">includes the agency’s statutory scope of authority. If the Commission lacked authority to use Chapter 49-⁠03</w:t>
       </w:r>
       <w:r>
         <w:t xml:space="preserve"> </w:t>
@@ -3628,43 +3466,13 @@
         <w:pStyle w:val="BodyText"/>
       </w:pPr>
       <w:r>
-        <w:t xml:space="preserve">[¶14] Appellees say Appellants should have appealed the November 20 order within thirty days. But Chapter 28</w:t>
-      </w:r>
-      <w:r>
-        <w:noBreakHyphen/>
-      </w:r>
-      <w:r>
-        <w:t xml:space="preserve">32 ties appeal deadlines to notice of a final order served as required by law. N.D.C.C. § § 28</w:t>
-      </w:r>
-      <w:r>
-        <w:noBreakHyphen/>
-      </w:r>
-      <w:r>
-        <w:t xml:space="preserve">32</w:t>
-      </w:r>
-      <w:r>
-        <w:noBreakHyphen/>
-      </w:r>
-      <w:r>
-        <w:t xml:space="preserve">39,</w:t>
-      </w:r>
-      <w:r>
-        <w:t xml:space="preserve"> </w:t>
-      </w:r>
-      <w:r>
-        <w:t xml:space="preserve">28</w:t>
-      </w:r>
-      <w:r>
-        <w:noBreakHyphen/>
-      </w:r>
-      <w:r>
-        <w:t xml:space="preserve">32</w:t>
-      </w:r>
-      <w:r>
-        <w:noBreakHyphen/>
-      </w:r>
-      <w:r>
-        <w:t xml:space="preserve">42.</w:t>
+        <w:t xml:space="preserve">[¶14] Appellees say Appellants should have appealed the November 20 order within thirty days. But Chapter 28-⁠32 ties appeal deadlines to notice of a final order served as required by law. N.D.C.C. § § 28-⁠32-⁠39,</w:t>
+      </w:r>
+      <w:r>
+        <w:t xml:space="preserve"> </w:t>
+      </w:r>
+      <w:r>
+        <w:t xml:space="preserve">28-⁠32-⁠42.</w:t>
       </w:r>
       <w:r>
         <w:t xml:space="preserve"> </w:t>
@@ -3770,9 +3578,7 @@
           <w:b/>
           <w:bCs/>
         </w:rPr>
-        <w:t xml:space="preserve">49</w:t>
-        <w:noBreakHyphen/>
-        <w:t xml:space="preserve">22</w:t>
+        <w:t xml:space="preserve">49-⁠22</w:t>
       </w:r>
       <w:r>
         <w:rPr>
@@ -3884,9 +3690,7 @@
           <w:b/>
           <w:bCs/>
         </w:rPr>
-        <w:t xml:space="preserve">49</w:t>
-        <w:noBreakHyphen/>
-        <w:t xml:space="preserve">03.</w:t>
+        <w:t xml:space="preserve">49-⁠03.</w:t>
       </w:r>
     </w:p>
     <w:p>
@@ -3894,37 +3698,19 @@
         <w:pStyle w:val="BodyText"/>
       </w:pPr>
       <w:r>
-        <w:t xml:space="preserve">[¶19] Appellees’ merits argument is that both chapters apply: Chapter 49</w:t>
-      </w:r>
-      <w:r>
-        <w:noBreakHyphen/>
-      </w:r>
-      <w:r>
-        <w:t xml:space="preserve">03</w:t>
-      </w:r>
-      <w:r>
-        <w:t xml:space="preserve"> </w:t>
-      </w:r>
-      <w:r>
-        <w:t xml:space="preserve">decides public need first, and Chapter 49</w:t>
-      </w:r>
-      <w:r>
-        <w:noBreakHyphen/>
-      </w:r>
-      <w:r>
-        <w:t xml:space="preserve">22</w:t>
-      </w:r>
-      <w:r>
-        <w:t xml:space="preserve"> </w:t>
-      </w:r>
-      <w:r>
-        <w:t xml:space="preserve">later addresses location-specific impacts. That reading drains Chapter 49</w:t>
-      </w:r>
-      <w:r>
-        <w:noBreakHyphen/>
-      </w:r>
-      <w:r>
-        <w:t xml:space="preserve">22</w:t>
+        <w:t xml:space="preserve">[¶19] Appellees’ merits argument is that both chapters apply: Chapter 49-⁠03</w:t>
+      </w:r>
+      <w:r>
+        <w:t xml:space="preserve"> </w:t>
+      </w:r>
+      <w:r>
+        <w:t xml:space="preserve">decides public need first, and Chapter 49-⁠22</w:t>
+      </w:r>
+      <w:r>
+        <w:t xml:space="preserve"> </w:t>
+      </w:r>
+      <w:r>
+        <w:t xml:space="preserve">later addresses location-specific impacts. That reading drains Chapter 49-⁠22</w:t>
       </w:r>
       <w:r>
         <w:t xml:space="preserve"> </w:t>
@@ -3938,13 +3724,7 @@
         <w:pStyle w:val="BodyText"/>
       </w:pPr>
       <w:r>
-        <w:t xml:space="preserve">[¶20] Chapter 49</w:t>
-      </w:r>
-      <w:r>
-        <w:noBreakHyphen/>
-      </w:r>
-      <w:r>
-        <w:t xml:space="preserve">22</w:t>
+        <w:t xml:space="preserve">[¶20] Chapter 49-⁠22</w:t>
       </w:r>
       <w:r>
         <w:t xml:space="preserve"> </w:t>
@@ -3998,55 +3778,19 @@
         <w:t xml:space="preserve"> </w:t>
       </w:r>
       <w:r>
-        <w:t xml:space="preserve">The Commission must conduct the hearing process and decide the matter in accordance with the evidence, supported by findings with reasons. N.D.C.C. § § 49</w:t>
-      </w:r>
-      <w:r>
-        <w:noBreakHyphen/>
-      </w:r>
-      <w:r>
-        <w:t xml:space="preserve">22</w:t>
-      </w:r>
-      <w:r>
-        <w:noBreakHyphen/>
-      </w:r>
-      <w:r>
-        <w:t xml:space="preserve">08(6),</w:t>
-      </w:r>
-      <w:r>
-        <w:t xml:space="preserve"> </w:t>
-      </w:r>
-      <w:r>
-        <w:t xml:space="preserve">49</w:t>
-      </w:r>
-      <w:r>
-        <w:noBreakHyphen/>
-      </w:r>
-      <w:r>
-        <w:t xml:space="preserve">22</w:t>
-      </w:r>
-      <w:r>
-        <w:noBreakHyphen/>
-      </w:r>
-      <w:r>
-        <w:t xml:space="preserve">08.1(5),</w:t>
-      </w:r>
-      <w:r>
-        <w:t xml:space="preserve"> </w:t>
-      </w:r>
-      <w:r>
-        <w:t xml:space="preserve">49</w:t>
-      </w:r>
-      <w:r>
-        <w:noBreakHyphen/>
-      </w:r>
-      <w:r>
-        <w:t xml:space="preserve">22</w:t>
-      </w:r>
-      <w:r>
-        <w:noBreakHyphen/>
-      </w:r>
-      <w:r>
-        <w:t xml:space="preserve">09.</w:t>
+        <w:t xml:space="preserve">The Commission must conduct the hearing process and decide the matter in accordance with the evidence, supported by findings with reasons. N.D.C.C. § § 49-⁠22-⁠08(6),</w:t>
+      </w:r>
+      <w:r>
+        <w:t xml:space="preserve"> </w:t>
+      </w:r>
+      <w:r>
+        <w:t xml:space="preserve">49-⁠22-⁠08.1(5),</w:t>
+      </w:r>
+      <w:r>
+        <w:t xml:space="preserve"> </w:t>
+      </w:r>
+      <w:r>
+        <w:t xml:space="preserve">49-⁠22-⁠09.</w:t>
       </w:r>
     </w:p>
     <w:p>
@@ -4054,37 +3798,19 @@
         <w:pStyle w:val="BodyText"/>
       </w:pPr>
       <w:r>
-        <w:t xml:space="preserve">[¶21] Those provisions mean what they say. Need for a new high-voltage line must be tested inside the Chapter 49</w:t>
-      </w:r>
-      <w:r>
-        <w:noBreakHyphen/>
-      </w:r>
-      <w:r>
-        <w:t xml:space="preserve">22</w:t>
-      </w:r>
-      <w:r>
-        <w:t xml:space="preserve"> </w:t>
-      </w:r>
-      <w:r>
-        <w:t xml:space="preserve">process, not decided beforehand in a publication-noticed Chapter 49</w:t>
-      </w:r>
-      <w:r>
-        <w:noBreakHyphen/>
-      </w:r>
-      <w:r>
-        <w:t xml:space="preserve">03</w:t>
-      </w:r>
-      <w:r>
-        <w:t xml:space="preserve"> </w:t>
-      </w:r>
-      <w:r>
-        <w:t xml:space="preserve">docket and then imported into Chapter 49</w:t>
-      </w:r>
-      <w:r>
-        <w:noBreakHyphen/>
-      </w:r>
-      <w:r>
-        <w:t xml:space="preserve">22</w:t>
+        <w:t xml:space="preserve">[¶21] Those provisions mean what they say. Need for a new high-voltage line must be tested inside the Chapter 49-⁠22</w:t>
+      </w:r>
+      <w:r>
+        <w:t xml:space="preserve"> </w:t>
+      </w:r>
+      <w:r>
+        <w:t xml:space="preserve">process, not decided beforehand in a publication-noticed Chapter 49-⁠03</w:t>
+      </w:r>
+      <w:r>
+        <w:t xml:space="preserve"> </w:t>
+      </w:r>
+      <w:r>
+        <w:t xml:space="preserve">docket and then imported into Chapter 49-⁠22</w:t>
       </w:r>
       <w:r>
         <w:t xml:space="preserve"> </w:t>
@@ -4098,25 +3824,13 @@
         <w:pStyle w:val="BodyText"/>
       </w:pPr>
       <w:r>
-        <w:t xml:space="preserve">[¶22] Chapter 49</w:t>
-      </w:r>
-      <w:r>
-        <w:noBreakHyphen/>
-      </w:r>
-      <w:r>
-        <w:t xml:space="preserve">03</w:t>
-      </w:r>
-      <w:r>
-        <w:t xml:space="preserve"> </w:t>
-      </w:r>
-      <w:r>
-        <w:t xml:space="preserve">may have continuing application in ordinary utility extension and service-area matters. It cannot be used to bypass the specific notice, hearing, evidence, and findings requirements of Chapter 49</w:t>
-      </w:r>
-      <w:r>
-        <w:noBreakHyphen/>
-      </w:r>
-      <w:r>
-        <w:t xml:space="preserve">22</w:t>
+        <w:t xml:space="preserve">[¶22] Chapter 49-⁠03</w:t>
+      </w:r>
+      <w:r>
+        <w:t xml:space="preserve"> </w:t>
+      </w:r>
+      <w:r>
+        <w:t xml:space="preserve">may have continuing application in ordinary utility extension and service-area matters. It cannot be used to bypass the specific notice, hearing, evidence, and findings requirements of Chapter 49-⁠22</w:t>
       </w:r>
       <w:r>
         <w:t xml:space="preserve"> </w:t>
@@ -4130,13 +3844,7 @@
         <w:pStyle w:val="BodyText"/>
       </w:pPr>
       <w:r>
-        <w:t xml:space="preserve">[¶23] This case is not a small extension to serve a discrete local load or a territorial dispute between utilities. It is a major high-voltage transmission corridor tied to future generation development, export capacity, projected congestion, and long-term system assumptions. Those are precisely the kinds of need, alternatives, impacts, and local consequences Chapter 49</w:t>
-      </w:r>
-      <w:r>
-        <w:noBreakHyphen/>
-      </w:r>
-      <w:r>
-        <w:t xml:space="preserve">22</w:t>
+        <w:t xml:space="preserve">[¶23] This case is not a small extension to serve a discrete local load or a territorial dispute between utilities. It is a major high-voltage transmission corridor tied to future generation development, export capacity, projected congestion, and long-term system assumptions. Those are precisely the kinds of need, alternatives, impacts, and local consequences Chapter 49-⁠22</w:t>
       </w:r>
       <w:r>
         <w:t xml:space="preserve"> </w:t>
@@ -4169,13 +3877,7 @@
         <w:t xml:space="preserve"> </w:t>
       </w:r>
       <w:r>
-        <w:t xml:space="preserve">143 (N.D. 1983), but that case should not be read as a blank check to remove need from Chapter 49</w:t>
-      </w:r>
-      <w:r>
-        <w:noBreakHyphen/>
-      </w:r>
-      <w:r>
-        <w:t xml:space="preserve">22.</w:t>
+        <w:t xml:space="preserve">143 (N.D. 1983), but that case should not be read as a blank check to remove need from Chapter 49-⁠22.</w:t>
       </w:r>
       <w:r>
         <w:t xml:space="preserve"> </w:t>
@@ -4191,13 +3893,7 @@
         <w:t xml:space="preserve"> </w:t>
       </w:r>
       <w:r>
-        <w:t xml:space="preserve">involved an interstate transmission corridor and a constitutional-avoidance posture. It did not hold that the Commission may use Chapter 49</w:t>
-      </w:r>
-      <w:r>
-        <w:noBreakHyphen/>
-      </w:r>
-      <w:r>
-        <w:t xml:space="preserve">03</w:t>
+        <w:t xml:space="preserve">involved an interstate transmission corridor and a constitutional-avoidance posture. It did not hold that the Commission may use Chapter 49-⁠03</w:t>
       </w:r>
       <w:r>
         <w:t xml:space="preserve"> </w:t>
@@ -4227,49 +3923,25 @@
         <w:t xml:space="preserve"> </w:t>
       </w:r>
       <w:r>
-        <w:t xml:space="preserve">is read as Appellees read it, Chapter 49</w:t>
-      </w:r>
-      <w:r>
-        <w:noBreakHyphen/>
-      </w:r>
-      <w:r>
-        <w:t xml:space="preserve">22’s</w:t>
-      </w:r>
-      <w:r>
-        <w:t xml:space="preserve"> </w:t>
-      </w:r>
-      <w:r>
-        <w:t xml:space="preserve">requirement that the application include a statement explaining need becomes meaningless. The better reading harmonizes the statutes: Chapter 49</w:t>
-      </w:r>
-      <w:r>
-        <w:noBreakHyphen/>
-      </w:r>
-      <w:r>
-        <w:t xml:space="preserve">22</w:t>
-      </w:r>
-      <w:r>
-        <w:t xml:space="preserve"> </w:t>
-      </w:r>
-      <w:r>
-        <w:t xml:space="preserve">controls the process by which need, alternatives, local impacts, and siting criteria are tested, and Chapter 49</w:t>
-      </w:r>
-      <w:r>
-        <w:noBreakHyphen/>
-      </w:r>
-      <w:r>
-        <w:t xml:space="preserve">03</w:t>
-      </w:r>
-      <w:r>
-        <w:t xml:space="preserve"> </w:t>
-      </w:r>
-      <w:r>
-        <w:t xml:space="preserve">cannot be used to predetermine need, avoid direct notice, or narrow the later Chapter 49</w:t>
-      </w:r>
-      <w:r>
-        <w:noBreakHyphen/>
-      </w:r>
-      <w:r>
-        <w:t xml:space="preserve">22</w:t>
+        <w:t xml:space="preserve">is read as Appellees read it, Chapter 49-⁠22’s</w:t>
+      </w:r>
+      <w:r>
+        <w:t xml:space="preserve"> </w:t>
+      </w:r>
+      <w:r>
+        <w:t xml:space="preserve">requirement that the application include a statement explaining need becomes meaningless. The better reading harmonizes the statutes: Chapter 49-⁠22</w:t>
+      </w:r>
+      <w:r>
+        <w:t xml:space="preserve"> </w:t>
+      </w:r>
+      <w:r>
+        <w:t xml:space="preserve">controls the process by which need, alternatives, local impacts, and siting criteria are tested, and Chapter 49-⁠03</w:t>
+      </w:r>
+      <w:r>
+        <w:t xml:space="preserve"> </w:t>
+      </w:r>
+      <w:r>
+        <w:t xml:space="preserve">cannot be used to predetermine need, avoid direct notice, or narrow the later Chapter 49-⁠22</w:t>
       </w:r>
       <w:r>
         <w:t xml:space="preserve"> </w:t>
@@ -4445,25 +4117,13 @@
         <w:pStyle w:val="BodyText"/>
       </w:pPr>
       <w:r>
-        <w:t xml:space="preserve">[¶27] Affected townships and landowners cannot be faulted for failing to participate in a proceeding that should have been conducted under Chapter 49</w:t>
-      </w:r>
-      <w:r>
-        <w:noBreakHyphen/>
-      </w:r>
-      <w:r>
-        <w:t xml:space="preserve">22,</w:t>
-      </w:r>
-      <w:r>
-        <w:t xml:space="preserve"> </w:t>
-      </w:r>
-      <w:r>
-        <w:t xml:space="preserve">with direct notice and a local hearing, but instead was conducted first under Chapter 49</w:t>
-      </w:r>
-      <w:r>
-        <w:noBreakHyphen/>
-      </w:r>
-      <w:r>
-        <w:t xml:space="preserve">03</w:t>
+        <w:t xml:space="preserve">[¶27] Affected townships and landowners cannot be faulted for failing to participate in a proceeding that should have been conducted under Chapter 49-⁠22,</w:t>
+      </w:r>
+      <w:r>
+        <w:t xml:space="preserve"> </w:t>
+      </w:r>
+      <w:r>
+        <w:t xml:space="preserve">with direct notice and a local hearing, but instead was conducted first under Chapter 49-⁠03</w:t>
       </w:r>
       <w:r>
         <w:t xml:space="preserve"> </w:t>
@@ -4477,13 +4137,7 @@
         <w:pStyle w:val="BodyText"/>
       </w:pPr>
       <w:r>
-        <w:t xml:space="preserve">[¶28] Appellees also argue that the townships and landowners can raise their concerns later in the siting docket. But later participation is not an adequate substitute if the Utilities may rely on the CPCN as proof that need has already been decided. That changes the posture of the siting case and converts Chapter 49</w:t>
-      </w:r>
-      <w:r>
-        <w:noBreakHyphen/>
-      </w:r>
-      <w:r>
-        <w:t xml:space="preserve">22</w:t>
+        <w:t xml:space="preserve">[¶28] Appellees also argue that the townships and landowners can raise their concerns later in the siting docket. But later participation is not an adequate substitute if the Utilities may rely on the CPCN as proof that need has already been decided. That changes the posture of the siting case and converts Chapter 49-⁠22</w:t>
       </w:r>
       <w:r>
         <w:t xml:space="preserve"> </w:t>
@@ -4497,13 +4151,7 @@
         <w:pStyle w:val="BodyText"/>
       </w:pPr>
       <w:r>
-        <w:t xml:space="preserve">[¶29] Chapter 49</w:t>
-      </w:r>
-      <w:r>
-        <w:noBreakHyphen/>
-      </w:r>
-      <w:r>
-        <w:t xml:space="preserve">22</w:t>
+        <w:t xml:space="preserve">[¶29] Chapter 49-⁠22</w:t>
       </w:r>
       <w:r>
         <w:t xml:space="preserve"> </w:t>
@@ -4765,13 +4413,7 @@
         <w:pStyle w:val="BodyText"/>
       </w:pPr>
       <w:r>
-        <w:t xml:space="preserve">[¶34] The Court should reject it. Appellants have standing to challenge the June 18 order denying intervention and reopening. And because the lawfulness of that order depends on the legality and effect of the CPCN it left in place, the Court necessarily may decide whether the PSC exceeded its statutory authority and whether the CPCN may continue to be used as proof of need in the Chapter 49</w:t>
-      </w:r>
-      <w:r>
-        <w:noBreakHyphen/>
-      </w:r>
-      <w:r>
-        <w:t xml:space="preserve">22</w:t>
+        <w:t xml:space="preserve">[¶34] The Court should reject it. Appellants have standing to challenge the June 18 order denying intervention and reopening. And because the lawfulness of that order depends on the legality and effect of the CPCN it left in place, the Court necessarily may decide whether the PSC exceeded its statutory authority and whether the CPCN may continue to be used as proof of need in the Chapter 49-⁠22</w:t>
       </w:r>
       <w:r>
         <w:t xml:space="preserve"> </w:t>
@@ -4801,25 +4443,13 @@
         <w:pStyle w:val="BodyText"/>
       </w:pPr>
       <w:r>
-        <w:t xml:space="preserve">[¶35] Appellees reduce this case to timing. But timing does not answer statutory authority. The PSC used Chapter 49</w:t>
-      </w:r>
-      <w:r>
-        <w:noBreakHyphen/>
-      </w:r>
-      <w:r>
-        <w:t xml:space="preserve">03</w:t>
-      </w:r>
-      <w:r>
-        <w:t xml:space="preserve"> </w:t>
-      </w:r>
-      <w:r>
-        <w:t xml:space="preserve">to issue a public convenience and necessity certificate for a new 345-kV transmission line that Chapter 49</w:t>
-      </w:r>
-      <w:r>
-        <w:noBreakHyphen/>
-      </w:r>
-      <w:r>
-        <w:t xml:space="preserve">22</w:t>
+        <w:t xml:space="preserve">[¶35] Appellees reduce this case to timing. But timing does not answer statutory authority. The PSC used Chapter 49-⁠03</w:t>
+      </w:r>
+      <w:r>
+        <w:t xml:space="preserve"> </w:t>
+      </w:r>
+      <w:r>
+        <w:t xml:space="preserve">to issue a public convenience and necessity certificate for a new 345-kV transmission line that Chapter 49-⁠22</w:t>
       </w:r>
       <w:r>
         <w:t xml:space="preserve"> </w:t>
@@ -4833,13 +4463,7 @@
         <w:pStyle w:val="BodyText"/>
       </w:pPr>
       <w:r>
-        <w:t xml:space="preserve">[¶36] The Court should reverse the judgment, vacate the CPCN, reverse the June 18, 2025 denial of intervention and reopening, and remand with instructions that any determination of need, public convenience and necessity, corridor, or route for this 345-kV line proceed under Chapter 49</w:t>
-      </w:r>
-      <w:r>
-        <w:noBreakHyphen/>
-      </w:r>
-      <w:r>
-        <w:t xml:space="preserve">22.</w:t>
+        <w:t xml:space="preserve">[¶36] The Court should reverse the judgment, vacate the CPCN, reverse the June 18, 2025 denial of intervention and reopening, and remand with instructions that any determination of need, public convenience and necessity, corridor, or route for this 345-kV line proceed under Chapter 49-⁠22.</w:t>
       </w:r>
     </w:p>
     <w:p>
@@ -5144,9 +4768,7 @@
                     <w:t xml:space="preserve"> </w:t>
                   </w:r>
                   <w:r>
-                    <w:t xml:space="preserve">255</w:t>
-                    <w:noBreakHyphen/>
-                    <w:t xml:space="preserve">2010</w:t>
+                    <w:t xml:space="preserve">255-⁠2010</w:t>
                   </w:r>
                 </w:p>
                 <w:p>
@@ -5375,9 +4997,7 @@
                     <w:t xml:space="preserve"> </w:t>
                   </w:r>
                   <w:r>
-                    <w:t xml:space="preserve">573</w:t>
-                    <w:noBreakHyphen/>
-                    <w:t xml:space="preserve">3669</w:t>
+                    <w:t xml:space="preserve">573-⁠3669</w:t>
                   </w:r>
                 </w:p>
                 <w:p>
@@ -6237,7 +5857,7 @@
     <w:qFormat/>
     <w:pPr>
       <w:keepLines/>
-      <w:spacing w:before="0" w:after="140" w:line="552" w:lineRule="exact"/>
+      <w:spacing w:before="46" w:after="140" w:line="552" w:lineRule="exact"/>
     </w:pPr>
     <w:rPr>
       <w:sz w:val="24"/>
